--- a/files/technical-offers/Scissor/Standard/Self Drive/1.5/S1.5-52A-08DIB.docx
+++ b/files/technical-offers/Scissor/Standard/Self Drive/1.5/S1.5-52A-08DIB.docx
@@ -3574,6 +3574,7 @@
           <w:szCs w:val="32"/>
           <w:rtl/>
         </w:rPr>
+        <w:lastRenderedPageBreak/>
         <w:t>المواصفات الفنية الإختيارية :</w:t>
       </w:r>
     </w:p>
@@ -5400,62 +5401,6 @@
           <w:rtl/>
           <w:lang w:eastAsia="ar-SA"/>
         </w:rPr>
-        <w:t>قياس فولت البطاريات.</w:t>
-      </w:r>
-    </w:p>
-    <w:p>
-      <w:pPr>
-        <w:numPr>
-          <w:ilvl w:val="0"/>
-          <w:numId w:val="35"/>
-        </w:numPr>
-        <w:bidi/>
-        <w:spacing w:after="0" w:line="216" w:lineRule="auto"/>
-        <w:ind w:right="567"/>
-        <w:jc w:val="lowKashida"/>
-        <w:rPr>
-          <w:rFonts w:asciiTheme="minorBidi" w:eastAsia="Times New Roman" w:hAnsiTheme="minorBidi"/>
-          <w:sz w:val="24"/>
-          <w:szCs w:val="24"/>
-          <w:lang w:eastAsia="ar-SA"/>
-        </w:rPr>
-      </w:pPr>
-      <w:r>
-        <w:rPr>
-          <w:rFonts w:asciiTheme="minorBidi" w:eastAsia="Times New Roman" w:hAnsiTheme="minorBidi"/>
-          <w:sz w:val="24"/>
-          <w:szCs w:val="24"/>
-          <w:rtl/>
-          <w:lang w:eastAsia="ar-SA"/>
-        </w:rPr>
-        <w:t>قياس امبير البطاريات.</w:t>
-      </w:r>
-    </w:p>
-    <w:p>
-      <w:pPr>
-        <w:numPr>
-          <w:ilvl w:val="0"/>
-          <w:numId w:val="35"/>
-        </w:numPr>
-        <w:bidi/>
-        <w:spacing w:after="0" w:line="216" w:lineRule="auto"/>
-        <w:ind w:right="567"/>
-        <w:jc w:val="lowKashida"/>
-        <w:rPr>
-          <w:rFonts w:asciiTheme="minorBidi" w:eastAsia="Times New Roman" w:hAnsiTheme="minorBidi"/>
-          <w:sz w:val="24"/>
-          <w:szCs w:val="24"/>
-          <w:lang w:eastAsia="ar-SA"/>
-        </w:rPr>
-      </w:pPr>
-      <w:r>
-        <w:rPr>
-          <w:rFonts w:asciiTheme="minorBidi" w:eastAsia="Times New Roman" w:hAnsiTheme="minorBidi"/>
-          <w:sz w:val="24"/>
-          <w:szCs w:val="24"/>
-          <w:rtl/>
-          <w:lang w:eastAsia="ar-SA"/>
-        </w:rPr>
         <w:t>تبريد ذاتى بتشغيل المراوح اتوماتيك</w:t>
       </w:r>
       <w:r>
@@ -5545,6 +5490,22 @@
     </w:p>
     <w:p>
       <w:pPr>
+        <w:bidi/>
+        <w:spacing w:after="0" w:line="216" w:lineRule="auto"/>
+        <w:ind w:right="567"/>
+        <w:jc w:val="lowKashida"/>
+        <w:rPr>
+          <w:rFonts w:asciiTheme="minorBidi" w:eastAsia="Times New Roman" w:hAnsiTheme="minorBidi"/>
+          <w:b/>
+          <w:bCs/>
+          <w:sz w:val="28"/>
+          <w:szCs w:val="28"/>
+          <w:lang w:eastAsia="ar-SA"/>
+        </w:rPr>
+      </w:pPr>
+    </w:p>
+    <w:p>
+      <w:pPr>
         <w:shd w:val="clear" w:color="auto" w:fill="FBE4D5"/>
         <w:bidi/>
         <w:spacing w:after="0" w:line="240" w:lineRule="auto"/>
@@ -5568,6 +5529,7 @@
           <w:rtl/>
           <w:lang w:eastAsia="ar-SA"/>
         </w:rPr>
+        <w:lastRenderedPageBreak/>
         <w:t xml:space="preserve">أجهزة الأمان:                                 </w:t>
       </w:r>
     </w:p>
@@ -7362,6 +7324,7 @@
           <w:u w:val="single"/>
           <w:rtl/>
         </w:rPr>
+        <w:lastRenderedPageBreak/>
         <w:t xml:space="preserve">مدة العـرض:               </w:t>
       </w:r>
     </w:p>
